--- a/tests/_fixtures/a_book/01_a.docx
+++ b/tests/_fixtures/a_book/01_a.docx
@@ -132,7 +132,7 @@
                     </pic:cNvPicPr>
                   </pic:nvPicPr>
                   <pic:blipFill>
-                    <a:blip r:embed="rId7">
+                    <a:blip r:embed="rId8">
                       <a:extLst>
                         <a:ext uri="{28A0092B-C50C-407E-A947-70E740481C1C}">
                           <a14:useLocalDpi xmlns:a14="http://schemas.microsoft.com/office/drawing/2010/main" val="0"/>
@@ -268,7 +268,7 @@
         </w:rPr>
         <w:t xml:space="preserve">a </w:t>
       </w:r>
-      <w:hyperlink r:id="rId8" w:history="1">
+      <w:hyperlink r:id="rId9" w:history="1">
         <w:r>
           <w:rPr>
             <w:rStyle w:val="Hyperlink"/>
@@ -285,7 +285,7 @@
         </w:rPr>
         <w:t xml:space="preserve"> and </w:t>
       </w:r>
-      <w:hyperlink r:id="rId9" w:anchor="tblSimpleTable" w:history="1">
+      <w:hyperlink r:id="rId10" w:anchor="tblSimpleTable" w:history="1">
         <w:r>
           <w:rPr>
             <w:rStyle w:val="Hyperlink"/>
@@ -388,42 +388,153 @@
           <w:color w:val="F2F2F2" w:themeColor="background1" w:themeShade="F2"/>
         </w:rPr>
       </w:pPr>
-      <w:r>
-        <w:rPr>
-          <w:color w:val="F2F2F2" w:themeColor="background1" w:themeShade="F2"/>
-        </w:rPr>
-        <w:t>x</w:t>
-      </w:r>
-    </w:p>
-    <w:p>
-      <w:pPr>
-        <w:pStyle w:val="BodyText"/>
-        <w:jc w:val="both"/>
-        <w:rPr>
-          <w:color w:val="F2F2F2" w:themeColor="background1" w:themeShade="F2"/>
-        </w:rPr>
-      </w:pPr>
-      <w:r>
-        <w:rPr>
-          <w:color w:val="F2F2F2" w:themeColor="background1" w:themeShade="F2"/>
-        </w:rPr>
-        <w:t>x</w:t>
-      </w:r>
-    </w:p>
-    <w:p>
-      <w:pPr>
-        <w:pStyle w:val="BodyText"/>
-        <w:jc w:val="both"/>
-        <w:rPr>
-          <w:color w:val="F2F2F2" w:themeColor="background1" w:themeShade="F2"/>
-        </w:rPr>
-      </w:pPr>
-      <w:r>
-        <w:rPr>
-          <w:color w:val="F2F2F2" w:themeColor="background1" w:themeShade="F2"/>
-        </w:rPr>
-        <w:t>x</w:t>
-      </w:r>
+    </w:p>
+    <w:p>
+      <w:pPr>
+        <w:pStyle w:val="Caption"/>
+      </w:pPr>
+      <w:r>
+        <w:t xml:space="preserve">Equation </w:t>
+      </w:r>
+      <w:r>
+        <w:fldChar w:fldCharType="begin"/>
+      </w:r>
+      <w:r>
+        <w:instrText xml:space="preserve"> STYLEREF 1 \s </w:instrText>
+      </w:r>
+      <w:r>
+        <w:fldChar w:fldCharType="separate"/>
+      </w:r>
+      <w:r>
+        <w:rPr>
+          <w:noProof/>
+        </w:rPr>
+        <w:t>I</w:t>
+      </w:r>
+      <w:r>
+        <w:fldChar w:fldCharType="end"/>
+      </w:r>
+      <w:r>
+        <w:t>.</w:t>
+      </w:r>
+      <w:r>
+        <w:fldChar w:fldCharType="begin"/>
+      </w:r>
+      <w:r>
+        <w:instrText xml:space="preserve"> SEQ Equation \* ALPHABETIC \s 1 </w:instrText>
+      </w:r>
+      <w:r>
+        <w:fldChar w:fldCharType="separate"/>
+      </w:r>
+      <w:r>
+        <w:rPr>
+          <w:noProof/>
+        </w:rPr>
+        <w:t>A</w:t>
+      </w:r>
+      <w:r>
+        <w:fldChar w:fldCharType="end"/>
+      </w:r>
+      <w:r>
+        <w:t>: Caption with chapter number and non-digit item number.</w:t>
+      </w:r>
+    </w:p>
+    <w:p>
+      <w:pPr>
+        <w:pStyle w:val="BodyText"/>
+        <w:jc w:val="both"/>
+      </w:pPr>
+      <m:oMathPara>
+        <m:oMath>
+          <m:sSup>
+            <m:sSupPr>
+              <m:ctrlPr>
+                <w:rPr>
+                  <w:rFonts w:ascii="Cambria Math" w:hAnsi="Cambria Math"/>
+                </w:rPr>
+              </m:ctrlPr>
+            </m:sSupPr>
+            <m:e>
+              <m:r>
+                <w:rPr>
+                  <w:rFonts w:ascii="Cambria Math" w:hAnsi="Cambria Math"/>
+                </w:rPr>
+                <m:t>a</m:t>
+              </m:r>
+            </m:e>
+            <m:sup>
+              <m:r>
+                <w:rPr>
+                  <w:rFonts w:ascii="Cambria Math" w:hAnsi="Cambria Math"/>
+                </w:rPr>
+                <m:t>2</m:t>
+              </m:r>
+            </m:sup>
+          </m:sSup>
+          <m:r>
+            <w:rPr>
+              <w:rFonts w:ascii="Cambria Math" w:hAnsi="Cambria Math"/>
+            </w:rPr>
+            <m:t>+</m:t>
+          </m:r>
+          <m:sSup>
+            <m:sSupPr>
+              <m:ctrlPr>
+                <w:rPr>
+                  <w:rFonts w:ascii="Cambria Math" w:hAnsi="Cambria Math"/>
+                </w:rPr>
+              </m:ctrlPr>
+            </m:sSupPr>
+            <m:e>
+              <m:r>
+                <w:rPr>
+                  <w:rFonts w:ascii="Cambria Math" w:hAnsi="Cambria Math"/>
+                </w:rPr>
+                <m:t>b</m:t>
+              </m:r>
+            </m:e>
+            <m:sup>
+              <m:r>
+                <w:rPr>
+                  <w:rFonts w:ascii="Cambria Math" w:hAnsi="Cambria Math"/>
+                </w:rPr>
+                <m:t>2</m:t>
+              </m:r>
+            </m:sup>
+          </m:sSup>
+          <m:r>
+            <w:rPr>
+              <w:rFonts w:ascii="Cambria Math" w:hAnsi="Cambria Math"/>
+            </w:rPr>
+            <m:t>=</m:t>
+          </m:r>
+          <m:sSup>
+            <m:sSupPr>
+              <m:ctrlPr>
+                <w:rPr>
+                  <w:rFonts w:ascii="Cambria Math" w:hAnsi="Cambria Math"/>
+                </w:rPr>
+              </m:ctrlPr>
+            </m:sSupPr>
+            <m:e>
+              <m:r>
+                <w:rPr>
+                  <w:rFonts w:ascii="Cambria Math" w:hAnsi="Cambria Math"/>
+                </w:rPr>
+                <m:t>c</m:t>
+              </m:r>
+            </m:e>
+            <m:sup>
+              <m:r>
+                <w:rPr>
+                  <w:rFonts w:ascii="Cambria Math" w:hAnsi="Cambria Math"/>
+                </w:rPr>
+                <m:t>2</m:t>
+              </m:r>
+            </m:sup>
+          </m:sSup>
+        </m:oMath>
+      </m:oMathPara>
     </w:p>
     <w:p>
       <w:pPr>
@@ -842,7 +953,7 @@
       <w:r>
         <w:t xml:space="preserve"> to </w:t>
       </w:r>
-      <w:hyperlink r:id="rId10" w:anchor="h2Subheading" w:history="1">
+      <w:hyperlink r:id="rId11" w:anchor="h2Subheading" w:history="1">
         <w:r>
           <w:rPr>
             <w:rStyle w:val="Hyperlink"/>
@@ -865,7 +976,7 @@
       <w:r>
         <w:t xml:space="preserve">, </w:t>
       </w:r>
-      <w:hyperlink r:id="rId11" w:anchor="figRedSquare" w:history="1">
+      <w:hyperlink r:id="rId12" w:anchor="figRedSquare" w:history="1">
         <w:r>
           <w:rPr>
             <w:rStyle w:val="Hyperlink"/>
@@ -882,7 +993,7 @@
       <w:r>
         <w:t xml:space="preserve"> </w:t>
       </w:r>
-      <w:hyperlink r:id="rId12" w:anchor="tblSimpleTable" w:history="1">
+      <w:hyperlink r:id="rId13" w:anchor="tblSimpleTable" w:history="1">
         <w:r>
           <w:rPr>
             <w:rStyle w:val="Hyperlink"/>
@@ -976,7 +1087,7 @@
       <w:r>
         <w:t xml:space="preserve">, </w:t>
       </w:r>
-      <w:hyperlink r:id="rId13" w:anchor="deletedTarget" w:history="1">
+      <w:hyperlink r:id="rId14" w:anchor="deletedTarget" w:history="1">
         <w:r>
           <w:rPr>
             <w:rStyle w:val="Hyperlink"/>
@@ -987,7 +1098,7 @@
       <w:r>
         <w:t xml:space="preserve">, </w:t>
       </w:r>
-      <w:hyperlink r:id="rId14" w:anchor="h2Subheading" w:history="1">
+      <w:hyperlink r:id="rId15" w:anchor="h2Subheading" w:history="1">
         <w:r>
           <w:rPr>
             <w:rStyle w:val="Hyperlink"/>
@@ -1004,7 +1115,7 @@
         <w:pStyle w:val="BodyText"/>
         <w:jc w:val="both"/>
       </w:pPr>
-      <w:hyperlink r:id="rId15" w:anchor="h1HyperlinksB" w:history="1">
+      <w:hyperlink r:id="rId16" w:anchor="h1HyperlinksB" w:history="1">
         <w:r>
           <w:rPr>
             <w:rStyle w:val="Hyperlink"/>
@@ -1027,7 +1138,7 @@
         <w:pStyle w:val="BodyText"/>
         <w:jc w:val="both"/>
       </w:pPr>
-      <w:hyperlink r:id="rId16" w:history="1">
+      <w:hyperlink r:id="rId17" w:history="1">
         <w:r>
           <w:rPr>
             <w:rStyle w:val="Hyperlink"/>
@@ -1056,7 +1167,7 @@
         <w:pStyle w:val="BodyText"/>
         <w:jc w:val="both"/>
       </w:pPr>
-      <w:hyperlink r:id="rId17" w:history="1">
+      <w:hyperlink r:id="rId18" w:history="1">
         <w:r>
           <w:rPr>
             <w:rStyle w:val="Hyperlink"/>
@@ -1242,6 +1353,101 @@
     </w:p>
   </w:footnote>
 </w:footnotes>
+</file>
+
+<file path=word/numbering.xml><?xml version="1.0" encoding="utf-8"?>
+<w:numbering xmlns:wpc="http://schemas.microsoft.com/office/word/2010/wordprocessingCanvas" xmlns:cx="http://schemas.microsoft.com/office/drawing/2014/chartex" xmlns:cx1="http://schemas.microsoft.com/office/drawing/2015/9/8/chartex" xmlns:cx2="http://schemas.microsoft.com/office/drawing/2015/10/21/chartex" xmlns:cx3="http://schemas.microsoft.com/office/drawing/2016/5/9/chartex" xmlns:cx4="http://schemas.microsoft.com/office/drawing/2016/5/10/chartex" xmlns:cx5="http://schemas.microsoft.com/office/drawing/2016/5/11/chartex" xmlns:cx6="http://schemas.microsoft.com/office/drawing/2016/5/12/chartex" xmlns:cx7="http://schemas.microsoft.com/office/drawing/2016/5/13/chartex" xmlns:cx8="http://schemas.microsoft.com/office/drawing/2016/5/14/chartex" xmlns:mc="http://schemas.openxmlformats.org/markup-compatibility/2006" xmlns:aink="http://schemas.microsoft.com/office/drawing/2016/ink" xmlns:am3d="http://schemas.microsoft.com/office/drawing/2017/model3d" xmlns:o="urn:schemas-microsoft-com:office:office" xmlns:oel="http://schemas.microsoft.com/office/2019/extlst" xmlns:r="http://schemas.openxmlformats.org/officeDocument/2006/relationships" xmlns:m="http://schemas.openxmlformats.org/officeDocument/2006/math" xmlns:v="urn:schemas-microsoft-com:vml" xmlns:wp14="http://schemas.microsoft.com/office/word/2010/wordprocessingDrawing" xmlns:wp="http://schemas.openxmlformats.org/drawingml/2006/wordprocessingDrawing" xmlns:w10="urn:schemas-microsoft-com:office:word" xmlns:w="http://schemas.openxmlformats.org/wordprocessingml/2006/main" xmlns:w14="http://schemas.microsoft.com/office/word/2010/wordml" xmlns:w15="http://schemas.microsoft.com/office/word/2012/wordml" xmlns:w16cex="http://schemas.microsoft.com/office/word/2018/wordml/cex" xmlns:w16cid="http://schemas.microsoft.com/office/word/2016/wordml/cid" xmlns:w16="http://schemas.microsoft.com/office/word/2018/wordml" xmlns:w16du="http://schemas.microsoft.com/office/word/2023/wordml/word16du" xmlns:w16sdtdh="http://schemas.microsoft.com/office/word/2020/wordml/sdtdatahash" xmlns:w16sdtfl="http://schemas.microsoft.com/office/word/2024/wordml/sdtformatlock" xmlns:w16se="http://schemas.microsoft.com/office/word/2015/wordml/symex" xmlns:wpg="http://schemas.microsoft.com/office/word/2010/wordprocessingGroup" xmlns:wpi="http://schemas.microsoft.com/office/word/2010/wordprocessingInk" xmlns:wne="http://schemas.microsoft.com/office/word/2006/wordml" xmlns:wps="http://schemas.microsoft.com/office/word/2010/wordprocessingShape" mc:Ignorable="w14 w15 w16se w16cid w16 w16cex w16sdtdh w16sdtfl w16du wp14">
+  <w:abstractNum w:abstractNumId="0" w15:restartNumberingAfterBreak="0">
+    <w:nsid w:val="012B0461"/>
+    <w:multiLevelType w:val="hybridMultilevel"/>
+    <w:tmpl w:val="506A89C8"/>
+    <w:lvl w:ilvl="0" w:tplc="1F2430C4">
+      <w:start w:val="1"/>
+      <w:numFmt w:val="upperRoman"/>
+      <w:pStyle w:val="Heading1"/>
+      <w:lvlText w:val="%1."/>
+      <w:lvlJc w:val="right"/>
+      <w:pPr>
+        <w:ind w:left="720" w:hanging="360"/>
+      </w:pPr>
+    </w:lvl>
+    <w:lvl w:ilvl="1" w:tplc="04090019" w:tentative="1">
+      <w:start w:val="1"/>
+      <w:numFmt w:val="lowerLetter"/>
+      <w:lvlText w:val="%2."/>
+      <w:lvlJc w:val="left"/>
+      <w:pPr>
+        <w:ind w:left="1440" w:hanging="360"/>
+      </w:pPr>
+    </w:lvl>
+    <w:lvl w:ilvl="2" w:tplc="0409001B" w:tentative="1">
+      <w:start w:val="1"/>
+      <w:numFmt w:val="lowerRoman"/>
+      <w:lvlText w:val="%3."/>
+      <w:lvlJc w:val="right"/>
+      <w:pPr>
+        <w:ind w:left="2160" w:hanging="180"/>
+      </w:pPr>
+    </w:lvl>
+    <w:lvl w:ilvl="3" w:tplc="0409000F" w:tentative="1">
+      <w:start w:val="1"/>
+      <w:numFmt w:val="decimal"/>
+      <w:lvlText w:val="%4."/>
+      <w:lvlJc w:val="left"/>
+      <w:pPr>
+        <w:ind w:left="2880" w:hanging="360"/>
+      </w:pPr>
+    </w:lvl>
+    <w:lvl w:ilvl="4" w:tplc="04090019" w:tentative="1">
+      <w:start w:val="1"/>
+      <w:numFmt w:val="lowerLetter"/>
+      <w:lvlText w:val="%5."/>
+      <w:lvlJc w:val="left"/>
+      <w:pPr>
+        <w:ind w:left="3600" w:hanging="360"/>
+      </w:pPr>
+    </w:lvl>
+    <w:lvl w:ilvl="5" w:tplc="0409001B" w:tentative="1">
+      <w:start w:val="1"/>
+      <w:numFmt w:val="lowerRoman"/>
+      <w:lvlText w:val="%6."/>
+      <w:lvlJc w:val="right"/>
+      <w:pPr>
+        <w:ind w:left="4320" w:hanging="180"/>
+      </w:pPr>
+    </w:lvl>
+    <w:lvl w:ilvl="6" w:tplc="0409000F" w:tentative="1">
+      <w:start w:val="1"/>
+      <w:numFmt w:val="decimal"/>
+      <w:lvlText w:val="%7."/>
+      <w:lvlJc w:val="left"/>
+      <w:pPr>
+        <w:ind w:left="5040" w:hanging="360"/>
+      </w:pPr>
+    </w:lvl>
+    <w:lvl w:ilvl="7" w:tplc="04090019" w:tentative="1">
+      <w:start w:val="1"/>
+      <w:numFmt w:val="lowerLetter"/>
+      <w:lvlText w:val="%8."/>
+      <w:lvlJc w:val="left"/>
+      <w:pPr>
+        <w:ind w:left="5760" w:hanging="360"/>
+      </w:pPr>
+    </w:lvl>
+    <w:lvl w:ilvl="8" w:tplc="0409001B" w:tentative="1">
+      <w:start w:val="1"/>
+      <w:numFmt w:val="lowerRoman"/>
+      <w:lvlText w:val="%9."/>
+      <w:lvlJc w:val="right"/>
+      <w:pPr>
+        <w:ind w:left="6480" w:hanging="180"/>
+      </w:pPr>
+    </w:lvl>
+  </w:abstractNum>
+  <w:num w:numId="1" w16cid:durableId="753625558">
+    <w:abstractNumId w:val="0"/>
+  </w:num>
+</w:numbering>
 </file>
 
 <file path=word/styles.xml><?xml version="1.0" encoding="utf-8"?>
@@ -1654,6 +1860,9 @@
     <w:pPr>
       <w:keepNext/>
       <w:keepLines/>
+      <w:numPr>
+        <w:numId w:val="1"/>
+      </w:numPr>
       <w:spacing w:before="240" w:after="0"/>
       <w:outlineLvl w:val="0"/>
     </w:pPr>
@@ -1897,6 +2106,16 @@
     <w:rPr>
       <w:color w:val="800080" w:themeColor="followedHyperlink"/>
       <w:u w:val="single"/>
+    </w:rPr>
+  </w:style>
+  <w:style w:type="character" w:styleId="PlaceholderText">
+    <w:name w:val="Placeholder Text"/>
+    <w:basedOn w:val="DefaultParagraphFont"/>
+    <w:uiPriority w:val="99"/>
+    <w:semiHidden/>
+    <w:rsid w:val="00640B33"/>
+    <w:rPr>
+      <w:color w:val="666666"/>
     </w:rPr>
   </w:style>
 </w:styles>

--- a/tests/_fixtures/a_book/01_a.docx
+++ b/tests/_fixtures/a_book/01_a.docx
@@ -392,53 +392,140 @@
     <w:p>
       <w:pPr>
         <w:pStyle w:val="Caption"/>
-      </w:pPr>
-      <w:r>
+        <w:rPr>
+          <w:i w:val="0"/>
+          <w:iCs/>
+        </w:rPr>
+      </w:pPr>
+      <w:bookmarkStart w:id="5" w:name="equationWithComplexNumbering"/>
+      <w:r>
+        <w:rPr>
+          <w:b/>
+          <w:bCs/>
+          <w:i w:val="0"/>
+          <w:iCs/>
+        </w:rPr>
         <w:t xml:space="preserve">Equation </w:t>
       </w:r>
       <w:r>
+        <w:rPr>
+          <w:b/>
+          <w:bCs/>
+          <w:i w:val="0"/>
+          <w:iCs/>
+        </w:rPr>
         <w:fldChar w:fldCharType="begin"/>
       </w:r>
       <w:r>
+        <w:rPr>
+          <w:b/>
+          <w:bCs/>
+          <w:i w:val="0"/>
+          <w:iCs/>
+        </w:rPr>
         <w:instrText xml:space="preserve"> STYLEREF 1 \s </w:instrText>
       </w:r>
       <w:r>
+        <w:rPr>
+          <w:b/>
+          <w:bCs/>
+          <w:i w:val="0"/>
+          <w:iCs/>
+        </w:rPr>
         <w:fldChar w:fldCharType="separate"/>
       </w:r>
       <w:r>
         <w:rPr>
+          <w:b/>
+          <w:bCs/>
+          <w:i w:val="0"/>
+          <w:iCs/>
           <w:noProof/>
         </w:rPr>
         <w:t>I</w:t>
       </w:r>
       <w:r>
+        <w:rPr>
+          <w:b/>
+          <w:bCs/>
+          <w:i w:val="0"/>
+          <w:iCs/>
+        </w:rPr>
         <w:fldChar w:fldCharType="end"/>
       </w:r>
       <w:r>
+        <w:rPr>
+          <w:b/>
+          <w:bCs/>
+          <w:i w:val="0"/>
+          <w:iCs/>
+        </w:rPr>
         <w:t>.</w:t>
       </w:r>
       <w:r>
+        <w:rPr>
+          <w:b/>
+          <w:bCs/>
+          <w:i w:val="0"/>
+          <w:iCs/>
+        </w:rPr>
         <w:fldChar w:fldCharType="begin"/>
       </w:r>
       <w:r>
+        <w:rPr>
+          <w:b/>
+          <w:bCs/>
+          <w:i w:val="0"/>
+          <w:iCs/>
+        </w:rPr>
         <w:instrText xml:space="preserve"> SEQ Equation \* ALPHABETIC \s 1 </w:instrText>
       </w:r>
       <w:r>
+        <w:rPr>
+          <w:b/>
+          <w:bCs/>
+          <w:i w:val="0"/>
+          <w:iCs/>
+        </w:rPr>
         <w:fldChar w:fldCharType="separate"/>
       </w:r>
       <w:r>
         <w:rPr>
+          <w:b/>
+          <w:bCs/>
+          <w:i w:val="0"/>
+          <w:iCs/>
           <w:noProof/>
         </w:rPr>
         <w:t>A</w:t>
       </w:r>
       <w:r>
+        <w:rPr>
+          <w:b/>
+          <w:bCs/>
+          <w:i w:val="0"/>
+          <w:iCs/>
+        </w:rPr>
         <w:fldChar w:fldCharType="end"/>
       </w:r>
       <w:r>
-        <w:t>: Caption with chapter number and non-digit item number.</w:t>
-      </w:r>
-    </w:p>
+        <w:rPr>
+          <w:b/>
+          <w:bCs/>
+          <w:i w:val="0"/>
+          <w:iCs/>
+        </w:rPr>
+        <w:t>:</w:t>
+      </w:r>
+      <w:r>
+        <w:rPr>
+          <w:i w:val="0"/>
+          <w:iCs/>
+        </w:rPr>
+        <w:t xml:space="preserve"> Caption with chapter number and non-digit item number.</w:t>
+      </w:r>
+    </w:p>
+    <w:bookmarkEnd w:id="5"/>
     <w:p>
       <w:pPr>
         <w:pStyle w:val="BodyText"/>
@@ -1067,6 +1154,74 @@
         <w:pStyle w:val="BodyText"/>
         <w:jc w:val="both"/>
       </w:pPr>
+      <w:r>
+        <w:t xml:space="preserve">Links vs </w:t>
+      </w:r>
+      <w:r>
+        <w:t>numbering</w:t>
+      </w:r>
+      <w:r>
+        <w:t>:</w:t>
+      </w:r>
+      <w:r>
+        <w:t xml:space="preserve"> cross-reference to </w:t>
+      </w:r>
+      <w:r>
+        <w:fldChar w:fldCharType="begin"/>
+      </w:r>
+      <w:r>
+        <w:instrText xml:space="preserve"> REF _Ref177042490 \h  \* MERGEFORMAT </w:instrText>
+      </w:r>
+      <w:r>
+        <w:fldChar w:fldCharType="separate"/>
+      </w:r>
+      <w:r>
+        <w:rPr>
+          <w:iCs/>
+        </w:rPr>
+        <w:t xml:space="preserve">Figure </w:t>
+      </w:r>
+      <w:r>
+        <w:rPr>
+          <w:iCs/>
+          <w:noProof/>
+        </w:rPr>
+        <w:t>1</w:t>
+      </w:r>
+      <w:r>
+        <w:fldChar w:fldCharType="end"/>
+      </w:r>
+      <w:r>
+        <w:t xml:space="preserve">, </w:t>
+      </w:r>
+      <w:hyperlink w:anchor="equationWithComplexNumbering" w:history="1">
+        <w:r>
+          <w:rPr>
+            <w:rStyle w:val="Hyperlink"/>
+          </w:rPr>
+          <w:t>link to equation I.1 in the same document</w:t>
+        </w:r>
+      </w:hyperlink>
+      <w:r>
+        <w:t xml:space="preserve">, </w:t>
+      </w:r>
+      <w:hyperlink r:id="rId14" w:anchor="figForDigitalAndPaper" w:history="1">
+        <w:r>
+          <w:rPr>
+            <w:rStyle w:val="Hyperlink"/>
+          </w:rPr>
+          <w:t>link to figure 3 in a separate document</w:t>
+        </w:r>
+      </w:hyperlink>
+      <w:r>
+        <w:t>.</w:t>
+      </w:r>
+    </w:p>
+    <w:p>
+      <w:pPr>
+        <w:pStyle w:val="BodyText"/>
+        <w:jc w:val="both"/>
+      </w:pPr>
     </w:p>
     <w:p>
       <w:pPr>
@@ -1087,7 +1242,7 @@
       <w:r>
         <w:t xml:space="preserve">, </w:t>
       </w:r>
-      <w:hyperlink r:id="rId14" w:anchor="deletedTarget" w:history="1">
+      <w:hyperlink r:id="rId15" w:anchor="deletedTarget" w:history="1">
         <w:r>
           <w:rPr>
             <w:rStyle w:val="Hyperlink"/>
@@ -1098,7 +1253,7 @@
       <w:r>
         <w:t xml:space="preserve">, </w:t>
       </w:r>
-      <w:hyperlink r:id="rId15" w:anchor="h2Subheading" w:history="1">
+      <w:hyperlink r:id="rId16" w:anchor="h2Subheading" w:history="1">
         <w:r>
           <w:rPr>
             <w:rStyle w:val="Hyperlink"/>
@@ -1115,7 +1270,7 @@
         <w:pStyle w:val="BodyText"/>
         <w:jc w:val="both"/>
       </w:pPr>
-      <w:hyperlink r:id="rId16" w:anchor="h1HyperlinksB" w:history="1">
+      <w:hyperlink r:id="rId17" w:anchor="h1HyperlinksB" w:history="1">
         <w:r>
           <w:rPr>
             <w:rStyle w:val="Hyperlink"/>
@@ -1138,7 +1293,7 @@
         <w:pStyle w:val="BodyText"/>
         <w:jc w:val="both"/>
       </w:pPr>
-      <w:hyperlink r:id="rId17" w:history="1">
+      <w:hyperlink r:id="rId18" w:history="1">
         <w:r>
           <w:rPr>
             <w:rStyle w:val="Hyperlink"/>
@@ -1167,7 +1322,7 @@
         <w:pStyle w:val="BodyText"/>
         <w:jc w:val="both"/>
       </w:pPr>
-      <w:hyperlink r:id="rId18" w:history="1">
+      <w:hyperlink r:id="rId19" w:history="1">
         <w:r>
           <w:rPr>
             <w:rStyle w:val="Hyperlink"/>

--- a/tests/_fixtures/a_book/01_a.docx
+++ b/tests/_fixtures/a_book/01_a.docx
@@ -1047,18 +1047,6 @@
           </w:rPr>
           <w:t>Heading</w:t>
         </w:r>
-        <w:r>
-          <w:rPr>
-            <w:rStyle w:val="Hyperlink"/>
-          </w:rPr>
-          <w:t xml:space="preserve"> </w:t>
-        </w:r>
-        <w:r>
-          <w:rPr>
-            <w:rStyle w:val="Hyperlink"/>
-          </w:rPr>
-          <w:t>1</w:t>
-        </w:r>
       </w:hyperlink>
       <w:r>
         <w:t xml:space="preserve">, </w:t>
@@ -1068,7 +1056,7 @@
           <w:rPr>
             <w:rStyle w:val="Hyperlink"/>
           </w:rPr>
-          <w:t>Figure</w:t>
+          <w:t>Figure XXX</w:t>
         </w:r>
       </w:hyperlink>
       <w:r>
@@ -1085,7 +1073,7 @@
           <w:rPr>
             <w:rStyle w:val="Hyperlink"/>
           </w:rPr>
-          <w:t>Table</w:t>
+          <w:t>Table XXX</w:t>
         </w:r>
       </w:hyperlink>
       <w:r>
@@ -1155,67 +1143,25 @@
         <w:jc w:val="both"/>
       </w:pPr>
       <w:r>
-        <w:t xml:space="preserve">Links vs </w:t>
-      </w:r>
-      <w:r>
-        <w:t>numbering</w:t>
-      </w:r>
-      <w:r>
-        <w:t>:</w:t>
-      </w:r>
-      <w:r>
-        <w:t xml:space="preserve"> cross-reference to </w:t>
-      </w:r>
-      <w:r>
-        <w:fldChar w:fldCharType="begin"/>
-      </w:r>
-      <w:r>
-        <w:instrText xml:space="preserve"> REF _Ref177042490 \h  \* MERGEFORMAT </w:instrText>
-      </w:r>
-      <w:r>
-        <w:fldChar w:fldCharType="separate"/>
-      </w:r>
-      <w:r>
-        <w:rPr>
-          <w:iCs/>
-        </w:rPr>
-        <w:t xml:space="preserve">Figure </w:t>
-      </w:r>
-      <w:r>
-        <w:rPr>
-          <w:iCs/>
-          <w:noProof/>
-        </w:rPr>
-        <w:t>1</w:t>
-      </w:r>
-      <w:r>
-        <w:fldChar w:fldCharType="end"/>
-      </w:r>
-      <w:r>
-        <w:t xml:space="preserve">, </w:t>
+        <w:t xml:space="preserve">Complex numbering: </w:t>
       </w:r>
       <w:hyperlink w:anchor="equationWithComplexNumbering" w:history="1">
         <w:r>
           <w:rPr>
             <w:rStyle w:val="Hyperlink"/>
           </w:rPr>
-          <w:t>link to equation I.1 in the same document</w:t>
+          <w:t>see equation I.1</w:t>
         </w:r>
       </w:hyperlink>
       <w:r>
-        <w:t xml:space="preserve">, </w:t>
-      </w:r>
-      <w:hyperlink r:id="rId14" w:anchor="figForDigitalAndPaper" w:history="1">
-        <w:r>
-          <w:rPr>
-            <w:rStyle w:val="Hyperlink"/>
-          </w:rPr>
-          <w:t>link to figure 3 in a separate document</w:t>
-        </w:r>
-      </w:hyperlink>
-      <w:r>
         <w:t>.</w:t>
       </w:r>
+    </w:p>
+    <w:p>
+      <w:pPr>
+        <w:pStyle w:val="BodyText"/>
+        <w:jc w:val="both"/>
+      </w:pPr>
     </w:p>
     <w:p>
       <w:pPr>
@@ -1242,7 +1188,7 @@
       <w:r>
         <w:t xml:space="preserve">, </w:t>
       </w:r>
-      <w:hyperlink r:id="rId15" w:anchor="deletedTarget" w:history="1">
+      <w:hyperlink r:id="rId14" w:anchor="deletedTarget" w:history="1">
         <w:r>
           <w:rPr>
             <w:rStyle w:val="Hyperlink"/>
@@ -1253,7 +1199,7 @@
       <w:r>
         <w:t xml:space="preserve">, </w:t>
       </w:r>
-      <w:hyperlink r:id="rId16" w:anchor="h2Subheading" w:history="1">
+      <w:hyperlink r:id="rId15" w:anchor="h2Subheading" w:history="1">
         <w:r>
           <w:rPr>
             <w:rStyle w:val="Hyperlink"/>
@@ -1270,7 +1216,7 @@
         <w:pStyle w:val="BodyText"/>
         <w:jc w:val="both"/>
       </w:pPr>
-      <w:hyperlink r:id="rId17" w:anchor="h1HyperlinksB" w:history="1">
+      <w:hyperlink r:id="rId16" w:anchor="h1HyperlinksB" w:history="1">
         <w:r>
           <w:rPr>
             <w:rStyle w:val="Hyperlink"/>
@@ -1293,7 +1239,7 @@
         <w:pStyle w:val="BodyText"/>
         <w:jc w:val="both"/>
       </w:pPr>
-      <w:hyperlink r:id="rId18" w:history="1">
+      <w:hyperlink r:id="rId17" w:history="1">
         <w:r>
           <w:rPr>
             <w:rStyle w:val="Hyperlink"/>
@@ -1322,7 +1268,7 @@
         <w:pStyle w:val="BodyText"/>
         <w:jc w:val="both"/>
       </w:pPr>
-      <w:hyperlink r:id="rId19" w:history="1">
+      <w:hyperlink r:id="rId18" w:history="1">
         <w:r>
           <w:rPr>
             <w:rStyle w:val="Hyperlink"/>

--- a/tests/_fixtures/a_book/01_a.docx
+++ b/tests/_fixtures/a_book/01_a.docx
@@ -1162,6 +1162,42 @@
         <w:pStyle w:val="BodyText"/>
         <w:jc w:val="both"/>
       </w:pPr>
+      <w:r>
+        <w:t xml:space="preserve">Conditional rendering: </w:t>
+      </w:r>
+      <w:hyperlink r:id="rId14" w:anchor="figForDigital" w:history="1">
+        <w:r>
+          <w:rPr>
+            <w:rStyle w:val="Hyperlink"/>
+          </w:rPr>
+          <w:t>link to fig XXX (digital only)</w:t>
+        </w:r>
+      </w:hyperlink>
+      <w:r>
+        <w:t xml:space="preserve">, </w:t>
+      </w:r>
+      <w:hyperlink r:id="rId15" w:anchor="figForPaper" w:history="1">
+        <w:r>
+          <w:rPr>
+            <w:rStyle w:val="Hyperlink"/>
+          </w:rPr>
+          <w:t>link to fig XXX (paper only)</w:t>
+        </w:r>
+      </w:hyperlink>
+      <w:r>
+        <w:t xml:space="preserve">, </w:t>
+      </w:r>
+      <w:hyperlink r:id="rId16" w:anchor="figForDigitalAndPaper" w:history="1">
+        <w:r>
+          <w:rPr>
+            <w:rStyle w:val="Hyperlink"/>
+          </w:rPr>
+          <w:t>link to fig XXX (digital and paper)</w:t>
+        </w:r>
+      </w:hyperlink>
+      <w:r>
+        <w:t>.</w:t>
+      </w:r>
     </w:p>
     <w:p>
       <w:pPr>
@@ -1188,7 +1224,7 @@
       <w:r>
         <w:t xml:space="preserve">, </w:t>
       </w:r>
-      <w:hyperlink r:id="rId14" w:anchor="deletedTarget" w:history="1">
+      <w:hyperlink r:id="rId17" w:anchor="deletedTarget" w:history="1">
         <w:r>
           <w:rPr>
             <w:rStyle w:val="Hyperlink"/>
@@ -1199,7 +1235,7 @@
       <w:r>
         <w:t xml:space="preserve">, </w:t>
       </w:r>
-      <w:hyperlink r:id="rId15" w:anchor="h2Subheading" w:history="1">
+      <w:hyperlink r:id="rId18" w:anchor="h2Subheading" w:history="1">
         <w:r>
           <w:rPr>
             <w:rStyle w:val="Hyperlink"/>
@@ -1216,7 +1252,7 @@
         <w:pStyle w:val="BodyText"/>
         <w:jc w:val="both"/>
       </w:pPr>
-      <w:hyperlink r:id="rId16" w:anchor="h1HyperlinksB" w:history="1">
+      <w:hyperlink r:id="rId19" w:anchor="h1HyperlinksB" w:history="1">
         <w:r>
           <w:rPr>
             <w:rStyle w:val="Hyperlink"/>
@@ -1239,7 +1275,7 @@
         <w:pStyle w:val="BodyText"/>
         <w:jc w:val="both"/>
       </w:pPr>
-      <w:hyperlink r:id="rId17" w:history="1">
+      <w:hyperlink r:id="rId20" w:history="1">
         <w:r>
           <w:rPr>
             <w:rStyle w:val="Hyperlink"/>
@@ -1268,7 +1304,7 @@
         <w:pStyle w:val="BodyText"/>
         <w:jc w:val="both"/>
       </w:pPr>
-      <w:hyperlink r:id="rId18" w:history="1">
+      <w:hyperlink r:id="rId21" w:history="1">
         <w:r>
           <w:rPr>
             <w:rStyle w:val="Hyperlink"/>

--- a/tests/_fixtures/a_book/01_a.docx
+++ b/tests/_fixtures/a_book/01_a.docx
@@ -1150,7 +1150,7 @@
           <w:rPr>
             <w:rStyle w:val="Hyperlink"/>
           </w:rPr>
-          <w:t>see equation I.1</w:t>
+          <w:t>see equation I.A</w:t>
         </w:r>
       </w:hyperlink>
       <w:r>

--- a/tests/_fixtures/a_book/01_a.docx
+++ b/tests/_fixtures/a_book/01_a.docx
@@ -1150,7 +1150,7 @@
           <w:rPr>
             <w:rStyle w:val="Hyperlink"/>
           </w:rPr>
-          <w:t>see equation I.A</w:t>
+          <w:t>see equation XXX</w:t>
         </w:r>
       </w:hyperlink>
       <w:r>

--- a/tests/_fixtures/a_book/01_a.docx
+++ b/tests/_fixtures/a_book/01_a.docx
@@ -1056,7 +1056,7 @@
           <w:rPr>
             <w:rStyle w:val="Hyperlink"/>
           </w:rPr>
-          <w:t>Figure XXX</w:t>
+          <w:t>Figure [auto]</w:t>
         </w:r>
       </w:hyperlink>
       <w:r>
@@ -1073,7 +1073,7 @@
           <w:rPr>
             <w:rStyle w:val="Hyperlink"/>
           </w:rPr>
-          <w:t>Table XXX</w:t>
+          <w:t>Table [auto]</w:t>
         </w:r>
       </w:hyperlink>
       <w:r>
@@ -1150,7 +1150,7 @@
           <w:rPr>
             <w:rStyle w:val="Hyperlink"/>
           </w:rPr>
-          <w:t>see equation XXX</w:t>
+          <w:t>see equation [auto]</w:t>
         </w:r>
       </w:hyperlink>
       <w:r>
@@ -1170,7 +1170,7 @@
           <w:rPr>
             <w:rStyle w:val="Hyperlink"/>
           </w:rPr>
-          <w:t>link to fig XXX (digital only)</w:t>
+          <w:t>link to fig [auto] (digital only)</w:t>
         </w:r>
       </w:hyperlink>
       <w:r>
@@ -1181,7 +1181,7 @@
           <w:rPr>
             <w:rStyle w:val="Hyperlink"/>
           </w:rPr>
-          <w:t>link to fig XXX (paper only)</w:t>
+          <w:t>link to fig [auto] (paper only)</w:t>
         </w:r>
       </w:hyperlink>
       <w:r>
@@ -1192,7 +1192,7 @@
           <w:rPr>
             <w:rStyle w:val="Hyperlink"/>
           </w:rPr>
-          <w:t>link to fig XXX (digital and paper)</w:t>
+          <w:t>link to fig [auto] (digital and paper)</w:t>
         </w:r>
       </w:hyperlink>
       <w:r>

--- a/tests/_fixtures/a_book/01_a.docx
+++ b/tests/_fixtures/a_book/01_a.docx
@@ -1204,6 +1204,9 @@
         <w:pStyle w:val="BodyText"/>
         <w:jc w:val="both"/>
       </w:pPr>
+      <w:r>
+        <w:t>[</w:t>
+      </w:r>
     </w:p>
     <w:p>
       <w:pPr>

--- a/tests/_fixtures/a_book/01_a.docx
+++ b/tests/_fixtures/a_book/01_a.docx
@@ -1204,9 +1204,6 @@
         <w:pStyle w:val="BodyText"/>
         <w:jc w:val="both"/>
       </w:pPr>
-      <w:r>
-        <w:t>[</w:t>
-      </w:r>
     </w:p>
     <w:p>
       <w:pPr>

--- a/tests/_fixtures/a_book/01_a.docx
+++ b/tests/_fixtures/a_book/01_a.docx
@@ -1083,6 +1083,51 @@
     <w:p>
       <w:pPr>
         <w:pStyle w:val="BodyText"/>
+      </w:pPr>
+      <w:r>
+        <w:t>:::</w:t>
+      </w:r>
+      <w:r>
+        <w:t xml:space="preserve"> {important}</w:t>
+      </w:r>
+      <w:r>
+        <w:br/>
+        <w:t>Links from a directive</w:t>
+      </w:r>
+      <w:r>
+        <w:t xml:space="preserve"> </w:t>
+      </w:r>
+      <w:r>
+        <w:t>to a separate file</w:t>
+      </w:r>
+      <w:r>
+        <w:t xml:space="preserve">: </w:t>
+      </w:r>
+      <w:hyperlink r:id="rId14" w:anchor="h2Subheading" w:history="1">
+        <w:r>
+          <w:rPr>
+            <w:rStyle w:val="Hyperlink"/>
+          </w:rPr>
+          <w:t>bookmark heading</w:t>
+        </w:r>
+      </w:hyperlink>
+      <w:r>
+        <w:t>.</w:t>
+      </w:r>
+      <w:r>
+        <w:br/>
+        <w:t>:::</w:t>
+      </w:r>
+    </w:p>
+    <w:p>
+      <w:pPr>
+        <w:pStyle w:val="BodyText"/>
+        <w:jc w:val="both"/>
+      </w:pPr>
+    </w:p>
+    <w:p>
+      <w:pPr>
+        <w:pStyle w:val="BodyText"/>
         <w:jc w:val="both"/>
       </w:pPr>
       <w:r>
@@ -1165,7 +1210,7 @@
       <w:r>
         <w:t xml:space="preserve">Conditional rendering: </w:t>
       </w:r>
-      <w:hyperlink r:id="rId14" w:anchor="figForDigital" w:history="1">
+      <w:hyperlink r:id="rId15" w:anchor="figForDigital" w:history="1">
         <w:r>
           <w:rPr>
             <w:rStyle w:val="Hyperlink"/>
@@ -1176,7 +1221,7 @@
       <w:r>
         <w:t xml:space="preserve">, </w:t>
       </w:r>
-      <w:hyperlink r:id="rId15" w:anchor="figForPaper" w:history="1">
+      <w:hyperlink r:id="rId16" w:anchor="figForPaper" w:history="1">
         <w:r>
           <w:rPr>
             <w:rStyle w:val="Hyperlink"/>
@@ -1187,7 +1232,7 @@
       <w:r>
         <w:t xml:space="preserve">, </w:t>
       </w:r>
-      <w:hyperlink r:id="rId16" w:anchor="figForDigitalAndPaper" w:history="1">
+      <w:hyperlink r:id="rId17" w:anchor="figForDigitalAndPaper" w:history="1">
         <w:r>
           <w:rPr>
             <w:rStyle w:val="Hyperlink"/>
@@ -1224,7 +1269,7 @@
       <w:r>
         <w:t xml:space="preserve">, </w:t>
       </w:r>
-      <w:hyperlink r:id="rId17" w:anchor="deletedTarget" w:history="1">
+      <w:hyperlink r:id="rId18" w:anchor="deletedTarget" w:history="1">
         <w:r>
           <w:rPr>
             <w:rStyle w:val="Hyperlink"/>
@@ -1235,7 +1280,7 @@
       <w:r>
         <w:t xml:space="preserve">, </w:t>
       </w:r>
-      <w:hyperlink r:id="rId18" w:anchor="h2Subheading" w:history="1">
+      <w:hyperlink r:id="rId19" w:anchor="h2Subheading" w:history="1">
         <w:r>
           <w:rPr>
             <w:rStyle w:val="Hyperlink"/>
@@ -1252,7 +1297,7 @@
         <w:pStyle w:val="BodyText"/>
         <w:jc w:val="both"/>
       </w:pPr>
-      <w:hyperlink r:id="rId19" w:anchor="h1HyperlinksB" w:history="1">
+      <w:hyperlink r:id="rId20" w:anchor="h1HyperlinksB" w:history="1">
         <w:r>
           <w:rPr>
             <w:rStyle w:val="Hyperlink"/>
@@ -1275,7 +1320,7 @@
         <w:pStyle w:val="BodyText"/>
         <w:jc w:val="both"/>
       </w:pPr>
-      <w:hyperlink r:id="rId20" w:history="1">
+      <w:hyperlink r:id="rId21" w:history="1">
         <w:r>
           <w:rPr>
             <w:rStyle w:val="Hyperlink"/>
@@ -1304,7 +1349,7 @@
         <w:pStyle w:val="BodyText"/>
         <w:jc w:val="both"/>
       </w:pPr>
-      <w:hyperlink r:id="rId21" w:history="1">
+      <w:hyperlink r:id="rId22" w:history="1">
         <w:r>
           <w:rPr>
             <w:rStyle w:val="Hyperlink"/>
